--- a/resources/document-templates/startup-post-tech-assessment-trl-template.docx
+++ b/resources/document-templates/startup-post-tech-assessment-trl-template.docx
@@ -1717,6 +1717,15 @@
       </w:tr>
     </w:tbl>
     <w:p/>
+    <w:p/>
+    <w:p>
+      <w:pPr>
+        <w:spacing w:after="0"/>
+      </w:pPr>
+      <w:r>
+        <w:t>${sig_slot_1}</w:t>
+      </w:r>
+    </w:p>
     <w:p>
       <w:pPr>
         <w:keepNext/>
@@ -1735,7 +1744,7 @@
           <w:sz w:val="24"/>
           <w:szCs w:val="24"/>
         </w:rPr>
-        <w:t xml:space="preserve">Prepared By: </w:t>
+        <w:t xml:space="preserve">${prepared_by_label}</w:t>
       </w:r>
     </w:p>
     <w:p>
@@ -1804,14 +1813,49 @@
         <w:keepNext/>
         <w:spacing w:after="0"/>
         <w:rPr>
+          <w:sz w:val="12"/>
+          <w:szCs w:val="12"/>
+        </w:rPr>
+      </w:pPr>
+      <w:r>
+        <w:rPr>
+          <w:sz w:val="24"/>
+          <w:szCs w:val="24"/>
+        </w:rPr>
+        <w:t xml:space="preserve"> </w:t>
+      </w:r>
+    </w:p>
+    <w:p>
+      <w:pPr>
+        <w:spacing w:after="0"/>
+      </w:pPr>
+      <w:r>
+        <w:t>${/sig_slot_1}</w:t>
+      </w:r>
+    </w:p>
+    <w:p>
+      <w:pPr>
+        <w:spacing w:after="0"/>
+      </w:pPr>
+      <w:r>
+        <w:t>${sig_slot_2}</w:t>
+      </w:r>
+    </w:p>
+    <w:p>
+      <w:pPr>
+        <w:keepNext/>
+        <w:spacing w:after="0"/>
+        <w:rPr>
           <w:rFonts w:ascii="Times New Roman" w:eastAsia="Times New Roman" w:hAnsi="Times New Roman" w:cs="Times New Roman"/>
         </w:rPr>
       </w:pPr>
       <w:r>
         <w:rPr>
           <w:rFonts w:ascii="Times New Roman" w:eastAsia="Times New Roman" w:hAnsi="Times New Roman" w:cs="Times New Roman"/>
+          <w:sz w:val="24"/>
+          <w:szCs w:val="24"/>
         </w:rPr>
-        <w:t>Noted By:</w:t>
+        <w:t xml:space="preserve">${trl_noted_by_label}</w:t>
       </w:r>
     </w:p>
     <w:p>
@@ -1877,6 +1921,14 @@
     </w:p>
     <w:p>
       <w:pPr>
+        <w:spacing w:after="0"/>
+      </w:pPr>
+      <w:r>
+        <w:t>${/sig_slot_2}</w:t>
+      </w:r>
+    </w:p>
+    <w:p>
+      <w:pPr>
         <w:keepNext/>
         <w:spacing w:after="0"/>
         <w:ind w:left="2880"/>
@@ -1887,8 +1939,10 @@
       <w:r>
         <w:rPr>
           <w:rFonts w:ascii="Times New Roman" w:eastAsia="Times New Roman" w:hAnsi="Times New Roman" w:cs="Times New Roman"/>
+          <w:sz w:val="24"/>
+          <w:szCs w:val="24"/>
         </w:rPr>
-        <w:t>Approved by:</w:t>
+        <w:t xml:space="preserve">${approved_by_label}</w:t>
       </w:r>
     </w:p>
     <w:p>
@@ -1952,30 +2006,6 @@
           <w:szCs w:val="24"/>
         </w:rPr>
         <w:t>${approved_by_position_1}</w:t>
-      </w:r>
-    </w:p>
-    <w:p>
-      <w:pPr>
-        <w:spacing w:after="0" w:line="240" w:lineRule="auto"/>
-        <w:ind w:left="2880"/>
-        <w:jc w:val="both"/>
-        <w:rPr>
-          <w:rFonts w:ascii="Times New Roman" w:eastAsia="Times New Roman" w:hAnsi="Times New Roman" w:cs="Times New Roman"/>
-          <w:i/>
-          <w:iCs/>
-          <w:sz w:val="24"/>
-          <w:szCs w:val="24"/>
-        </w:rPr>
-      </w:pPr>
-      <w:r>
-        <w:rPr>
-          <w:rFonts w:ascii="Times New Roman" w:eastAsia="Times New Roman" w:hAnsi="Times New Roman" w:cs="Times New Roman"/>
-          <w:i/>
-          <w:iCs/>
-          <w:sz w:val="24"/>
-          <w:szCs w:val="24"/>
-        </w:rPr>
-        <w:t>${approved_by_position_2}</w:t>
       </w:r>
     </w:p>
     <w:sectPr>

--- a/resources/document-templates/startup-post-tech-assessment-trl-template.docx
+++ b/resources/document-templates/startup-post-tech-assessment-trl-template.docx
@@ -1931,7 +1931,7 @@
       <w:pPr>
         <w:keepNext/>
         <w:spacing w:after="0"/>
-        <w:ind w:left="2880"/>
+        <w:ind w:left="3270"/>
         <w:rPr>
           <w:rFonts w:ascii="Times New Roman" w:eastAsia="Times New Roman" w:hAnsi="Times New Roman" w:cs="Times New Roman"/>
         </w:rPr>
@@ -1949,8 +1949,8 @@
       <w:pPr>
         <w:keepNext/>
         <w:spacing w:after="0" w:line="240" w:lineRule="auto"/>
-        <w:ind w:left="2880"/>
-        <w:jc w:val="both"/>
+        <w:ind w:left="3270"/>
+        <w:jc w:val="left"/>
         <w:rPr>
           <w:rFonts w:ascii="Times New Roman" w:eastAsia="Times New Roman" w:hAnsi="Times New Roman" w:cs="Times New Roman"/>
           <w:b/>
@@ -1971,24 +1971,13 @@
         </w:rPr>
         <w:t>${approved_by}</w:t>
       </w:r>
-      <w:r>
-        <w:rPr>
-          <w:rFonts w:ascii="Times New Roman" w:eastAsia="Times New Roman" w:hAnsi="Times New Roman" w:cs="Times New Roman"/>
-          <w:b/>
-          <w:bCs/>
-          <w:sz w:val="24"/>
-          <w:szCs w:val="24"/>
-          <w:u w:val="single"/>
-        </w:rPr>
-        <w:tab/>
-      </w:r>
     </w:p>
     <w:p>
       <w:pPr>
         <w:keepNext/>
         <w:spacing w:after="0" w:line="240" w:lineRule="auto"/>
-        <w:ind w:left="2880"/>
-        <w:jc w:val="both"/>
+        <w:ind w:left="3270"/>
+        <w:jc w:val="left"/>
         <w:rPr>
           <w:rFonts w:ascii="Times New Roman" w:eastAsia="Times New Roman" w:hAnsi="Times New Roman" w:cs="Times New Roman"/>
           <w:i/>

--- a/resources/document-templates/startup-post-tech-assessment-trl-template.docx
+++ b/resources/document-templates/startup-post-tech-assessment-trl-template.docx
@@ -1785,6 +1785,8 @@
       <w:r>
         <w:rPr>
           <w:rFonts w:ascii="Times New Roman" w:eastAsia="Times New Roman" w:hAnsi="Times New Roman" w:cs="Times New Roman"/>
+          <w:i/>
+          <w:iCs/>
           <w:sz w:val="24"/>
           <w:szCs w:val="24"/>
         </w:rPr>

--- a/resources/document-templates/startup-post-tech-assessment-trl-template.docx
+++ b/resources/document-templates/startup-post-tech-assessment-trl-template.docx
@@ -1717,7 +1717,6 @@
       </w:tr>
     </w:tbl>
     <w:p/>
-    <w:p/>
     <w:p>
       <w:pPr>
         <w:spacing w:after="0"/>
@@ -1744,7 +1743,25 @@
           <w:sz w:val="24"/>
           <w:szCs w:val="24"/>
         </w:rPr>
-        <w:t xml:space="preserve">${prepared_by_label}</w:t>
+        <w:t>${</w:t>
+      </w:r>
+      <w:proofErr w:type="spellStart"/>
+      <w:r>
+        <w:rPr>
+          <w:rFonts w:ascii="Times New Roman" w:eastAsia="Times New Roman" w:hAnsi="Times New Roman" w:cs="Times New Roman"/>
+          <w:sz w:val="24"/>
+          <w:szCs w:val="24"/>
+        </w:rPr>
+        <w:t>prepared_by_label</w:t>
+      </w:r>
+      <w:proofErr w:type="spellEnd"/>
+      <w:r>
+        <w:rPr>
+          <w:rFonts w:ascii="Times New Roman" w:eastAsia="Times New Roman" w:hAnsi="Times New Roman" w:cs="Times New Roman"/>
+          <w:sz w:val="24"/>
+          <w:szCs w:val="24"/>
+        </w:rPr>
+        <w:t>}</w:t>
       </w:r>
     </w:p>
     <w:p>
@@ -1753,14 +1770,15 @@
         <w:spacing w:after="0"/>
         <w:rPr>
           <w:rFonts w:ascii="Times New Roman" w:eastAsia="Times New Roman" w:hAnsi="Times New Roman" w:cs="Times New Roman"/>
-          <w:b/>
-          <w:bCs/>
           <w:sz w:val="24"/>
           <w:szCs w:val="24"/>
-          <w:u w:val="single"/>
         </w:rPr>
       </w:pPr>
-      <w:r>
+    </w:p>
+    <w:p>
+      <w:pPr>
+        <w:keepNext/>
+        <w:spacing w:after="0"/>
         <w:rPr>
           <w:rFonts w:ascii="Times New Roman" w:eastAsia="Times New Roman" w:hAnsi="Times New Roman" w:cs="Times New Roman"/>
           <w:b/>
@@ -1769,7 +1787,41 @@
           <w:szCs w:val="24"/>
           <w:u w:val="single"/>
         </w:rPr>
-        <w:t>${prepared_by}</w:t>
+      </w:pPr>
+      <w:r>
+        <w:rPr>
+          <w:rFonts w:ascii="Times New Roman" w:eastAsia="Times New Roman" w:hAnsi="Times New Roman" w:cs="Times New Roman"/>
+          <w:b/>
+          <w:bCs/>
+          <w:sz w:val="24"/>
+          <w:szCs w:val="24"/>
+          <w:u w:val="single"/>
+        </w:rPr>
+        <w:t>${</w:t>
+      </w:r>
+      <w:proofErr w:type="spellStart"/>
+      <w:r>
+        <w:rPr>
+          <w:rFonts w:ascii="Times New Roman" w:eastAsia="Times New Roman" w:hAnsi="Times New Roman" w:cs="Times New Roman"/>
+          <w:b/>
+          <w:bCs/>
+          <w:sz w:val="24"/>
+          <w:szCs w:val="24"/>
+          <w:u w:val="single"/>
+        </w:rPr>
+        <w:t>prepared_by</w:t>
+      </w:r>
+      <w:proofErr w:type="spellEnd"/>
+      <w:r>
+        <w:rPr>
+          <w:rFonts w:ascii="Times New Roman" w:eastAsia="Times New Roman" w:hAnsi="Times New Roman" w:cs="Times New Roman"/>
+          <w:b/>
+          <w:bCs/>
+          <w:sz w:val="24"/>
+          <w:szCs w:val="24"/>
+          <w:u w:val="single"/>
+        </w:rPr>
+        <w:t>}</w:t>
       </w:r>
     </w:p>
     <w:p>
@@ -1790,7 +1842,29 @@
           <w:sz w:val="24"/>
           <w:szCs w:val="24"/>
         </w:rPr>
-        <w:t>${prepared_by_position}</w:t>
+        <w:t>${</w:t>
+      </w:r>
+      <w:proofErr w:type="spellStart"/>
+      <w:r>
+        <w:rPr>
+          <w:rFonts w:ascii="Times New Roman" w:eastAsia="Times New Roman" w:hAnsi="Times New Roman" w:cs="Times New Roman"/>
+          <w:i/>
+          <w:iCs/>
+          <w:sz w:val="24"/>
+          <w:szCs w:val="24"/>
+        </w:rPr>
+        <w:t>prepared_by_position</w:t>
+      </w:r>
+      <w:proofErr w:type="spellEnd"/>
+      <w:r>
+        <w:rPr>
+          <w:rFonts w:ascii="Times New Roman" w:eastAsia="Times New Roman" w:hAnsi="Times New Roman" w:cs="Times New Roman"/>
+          <w:i/>
+          <w:iCs/>
+          <w:sz w:val="24"/>
+          <w:szCs w:val="24"/>
+        </w:rPr>
+        <w:t>}</w:t>
       </w:r>
     </w:p>
     <w:p>
@@ -1849,6 +1923,8 @@
         <w:spacing w:after="0"/>
         <w:rPr>
           <w:rFonts w:ascii="Times New Roman" w:eastAsia="Times New Roman" w:hAnsi="Times New Roman" w:cs="Times New Roman"/>
+          <w:sz w:val="24"/>
+          <w:szCs w:val="24"/>
         </w:rPr>
       </w:pPr>
       <w:r>
@@ -1857,7 +1933,26 @@
           <w:sz w:val="24"/>
           <w:szCs w:val="24"/>
         </w:rPr>
-        <w:t xml:space="preserve">${trl_noted_by_label}</w:t>
+        <w:lastRenderedPageBreak/>
+        <w:t>${</w:t>
+      </w:r>
+      <w:proofErr w:type="spellStart"/>
+      <w:r>
+        <w:rPr>
+          <w:rFonts w:ascii="Times New Roman" w:eastAsia="Times New Roman" w:hAnsi="Times New Roman" w:cs="Times New Roman"/>
+          <w:sz w:val="24"/>
+          <w:szCs w:val="24"/>
+        </w:rPr>
+        <w:t>trl_noted_by_label</w:t>
+      </w:r>
+      <w:proofErr w:type="spellEnd"/>
+      <w:r>
+        <w:rPr>
+          <w:rFonts w:ascii="Times New Roman" w:eastAsia="Times New Roman" w:hAnsi="Times New Roman" w:cs="Times New Roman"/>
+          <w:sz w:val="24"/>
+          <w:szCs w:val="24"/>
+        </w:rPr>
+        <w:t>}</w:t>
       </w:r>
     </w:p>
     <w:p>
@@ -1866,14 +1961,13 @@
         <w:spacing w:after="0"/>
         <w:rPr>
           <w:rFonts w:ascii="Times New Roman" w:eastAsia="Times New Roman" w:hAnsi="Times New Roman" w:cs="Times New Roman"/>
-          <w:b/>
-          <w:bCs/>
-          <w:sz w:val="24"/>
-          <w:szCs w:val="24"/>
-          <w:u w:val="single"/>
         </w:rPr>
       </w:pPr>
-      <w:r>
+    </w:p>
+    <w:p>
+      <w:pPr>
+        <w:keepNext/>
+        <w:spacing w:after="0"/>
         <w:rPr>
           <w:rFonts w:ascii="Times New Roman" w:eastAsia="Times New Roman" w:hAnsi="Times New Roman" w:cs="Times New Roman"/>
           <w:b/>
@@ -1882,7 +1976,41 @@
           <w:szCs w:val="24"/>
           <w:u w:val="single"/>
         </w:rPr>
-        <w:t>${trl_noted_by}</w:t>
+      </w:pPr>
+      <w:r>
+        <w:rPr>
+          <w:rFonts w:ascii="Times New Roman" w:eastAsia="Times New Roman" w:hAnsi="Times New Roman" w:cs="Times New Roman"/>
+          <w:b/>
+          <w:bCs/>
+          <w:sz w:val="24"/>
+          <w:szCs w:val="24"/>
+          <w:u w:val="single"/>
+        </w:rPr>
+        <w:t>${</w:t>
+      </w:r>
+      <w:proofErr w:type="spellStart"/>
+      <w:r>
+        <w:rPr>
+          <w:rFonts w:ascii="Times New Roman" w:eastAsia="Times New Roman" w:hAnsi="Times New Roman" w:cs="Times New Roman"/>
+          <w:b/>
+          <w:bCs/>
+          <w:sz w:val="24"/>
+          <w:szCs w:val="24"/>
+          <w:u w:val="single"/>
+        </w:rPr>
+        <w:t>trl_noted_by</w:t>
+      </w:r>
+      <w:proofErr w:type="spellEnd"/>
+      <w:r>
+        <w:rPr>
+          <w:rFonts w:ascii="Times New Roman" w:eastAsia="Times New Roman" w:hAnsi="Times New Roman" w:cs="Times New Roman"/>
+          <w:b/>
+          <w:bCs/>
+          <w:sz w:val="24"/>
+          <w:szCs w:val="24"/>
+          <w:u w:val="single"/>
+        </w:rPr>
+        <w:t>}</w:t>
       </w:r>
     </w:p>
     <w:p>
@@ -1905,7 +2033,29 @@
           <w:sz w:val="24"/>
           <w:szCs w:val="24"/>
         </w:rPr>
-        <w:t>${trl_noted_by_position}</w:t>
+        <w:t>${</w:t>
+      </w:r>
+      <w:proofErr w:type="spellStart"/>
+      <w:r>
+        <w:rPr>
+          <w:rFonts w:ascii="Times New Roman" w:eastAsia="Times New Roman" w:hAnsi="Times New Roman" w:cs="Times New Roman"/>
+          <w:i/>
+          <w:iCs/>
+          <w:sz w:val="24"/>
+          <w:szCs w:val="24"/>
+        </w:rPr>
+        <w:t>trl_noted_by_position</w:t>
+      </w:r>
+      <w:proofErr w:type="spellEnd"/>
+      <w:r>
+        <w:rPr>
+          <w:rFonts w:ascii="Times New Roman" w:eastAsia="Times New Roman" w:hAnsi="Times New Roman" w:cs="Times New Roman"/>
+          <w:i/>
+          <w:iCs/>
+          <w:sz w:val="24"/>
+          <w:szCs w:val="24"/>
+        </w:rPr>
+        <w:t>}</w:t>
       </w:r>
     </w:p>
     <w:p>
@@ -1936,6 +2086,8 @@
         <w:ind w:left="3270"/>
         <w:rPr>
           <w:rFonts w:ascii="Times New Roman" w:eastAsia="Times New Roman" w:hAnsi="Times New Roman" w:cs="Times New Roman"/>
+          <w:sz w:val="24"/>
+          <w:szCs w:val="24"/>
         </w:rPr>
       </w:pPr>
       <w:r>
@@ -1944,7 +2096,85 @@
           <w:sz w:val="24"/>
           <w:szCs w:val="24"/>
         </w:rPr>
-        <w:t xml:space="preserve">${approved_by_label}</w:t>
+        <w:t>${</w:t>
+      </w:r>
+      <w:proofErr w:type="spellStart"/>
+      <w:r>
+        <w:rPr>
+          <w:rFonts w:ascii="Times New Roman" w:eastAsia="Times New Roman" w:hAnsi="Times New Roman" w:cs="Times New Roman"/>
+          <w:sz w:val="24"/>
+          <w:szCs w:val="24"/>
+        </w:rPr>
+        <w:t>approved_by_label</w:t>
+      </w:r>
+      <w:proofErr w:type="spellEnd"/>
+      <w:r>
+        <w:rPr>
+          <w:rFonts w:ascii="Times New Roman" w:eastAsia="Times New Roman" w:hAnsi="Times New Roman" w:cs="Times New Roman"/>
+          <w:sz w:val="24"/>
+          <w:szCs w:val="24"/>
+        </w:rPr>
+        <w:t>}</w:t>
+      </w:r>
+    </w:p>
+    <w:p>
+      <w:pPr>
+        <w:keepNext/>
+        <w:spacing w:after="0"/>
+        <w:ind w:left="3270"/>
+        <w:rPr>
+          <w:rFonts w:ascii="Times New Roman" w:eastAsia="Times New Roman" w:hAnsi="Times New Roman" w:cs="Times New Roman"/>
+        </w:rPr>
+      </w:pPr>
+    </w:p>
+    <w:p>
+      <w:pPr>
+        <w:keepNext/>
+        <w:spacing w:after="0" w:line="240" w:lineRule="auto"/>
+        <w:ind w:left="3270"/>
+        <w:rPr>
+          <w:rFonts w:ascii="Times New Roman" w:eastAsia="Times New Roman" w:hAnsi="Times New Roman" w:cs="Times New Roman"/>
+          <w:b/>
+          <w:bCs/>
+          <w:sz w:val="24"/>
+          <w:szCs w:val="24"/>
+          <w:u w:val="single"/>
+        </w:rPr>
+      </w:pPr>
+      <w:r>
+        <w:rPr>
+          <w:rFonts w:ascii="Times New Roman" w:eastAsia="Times New Roman" w:hAnsi="Times New Roman" w:cs="Times New Roman"/>
+          <w:b/>
+          <w:bCs/>
+          <w:sz w:val="24"/>
+          <w:szCs w:val="24"/>
+          <w:u w:val="single"/>
+        </w:rPr>
+        <w:t>${</w:t>
+      </w:r>
+      <w:proofErr w:type="spellStart"/>
+      <w:r>
+        <w:rPr>
+          <w:rFonts w:ascii="Times New Roman" w:eastAsia="Times New Roman" w:hAnsi="Times New Roman" w:cs="Times New Roman"/>
+          <w:b/>
+          <w:bCs/>
+          <w:sz w:val="24"/>
+          <w:szCs w:val="24"/>
+          <w:u w:val="single"/>
+        </w:rPr>
+        <w:t>approved_by</w:t>
+      </w:r>
+      <w:proofErr w:type="spellEnd"/>
+      <w:r>
+        <w:rPr>
+          <w:rFonts w:ascii="Times New Roman" w:eastAsia="Times New Roman" w:hAnsi="Times New Roman" w:cs="Times New Roman"/>
+          <w:b/>
+          <w:bCs/>
+          <w:sz w:val="24"/>
+          <w:szCs w:val="24"/>
+          <w:u w:val="single"/>
+        </w:rPr>
+        <w:t>}</w:t>
       </w:r>
     </w:p>
     <w:p>
@@ -1952,34 +2182,6 @@
         <w:keepNext/>
         <w:spacing w:after="0" w:line="240" w:lineRule="auto"/>
         <w:ind w:left="3270"/>
-        <w:jc w:val="left"/>
-        <w:rPr>
-          <w:rFonts w:ascii="Times New Roman" w:eastAsia="Times New Roman" w:hAnsi="Times New Roman" w:cs="Times New Roman"/>
-          <w:b/>
-          <w:bCs/>
-          <w:sz w:val="24"/>
-          <w:szCs w:val="24"/>
-          <w:u w:val="single"/>
-        </w:rPr>
-      </w:pPr>
-      <w:r>
-        <w:rPr>
-          <w:rFonts w:ascii="Times New Roman" w:eastAsia="Times New Roman" w:hAnsi="Times New Roman" w:cs="Times New Roman"/>
-          <w:b/>
-          <w:bCs/>
-          <w:sz w:val="24"/>
-          <w:szCs w:val="24"/>
-          <w:u w:val="single"/>
-        </w:rPr>
-        <w:t>${approved_by}</w:t>
-      </w:r>
-    </w:p>
-    <w:p>
-      <w:pPr>
-        <w:keepNext/>
-        <w:spacing w:after="0" w:line="240" w:lineRule="auto"/>
-        <w:ind w:left="3270"/>
-        <w:jc w:val="left"/>
         <w:rPr>
           <w:rFonts w:ascii="Times New Roman" w:eastAsia="Times New Roman" w:hAnsi="Times New Roman" w:cs="Times New Roman"/>
           <w:i/>
@@ -2069,7 +2271,27 @@
         <w:sz w:val="16"/>
         <w:szCs w:val="16"/>
       </w:rPr>
-      <w:t>PUP A. Mabini Campus, Anonas Street, Sta. Mesa, Manila 1016</w:t>
+      <w:t xml:space="preserve">PUP A. Mabini Campus, </w:t>
+    </w:r>
+    <w:proofErr w:type="spellStart"/>
+    <w:r>
+      <w:rPr>
+        <w:rFonts w:ascii="Arial" w:eastAsia="Arial" w:hAnsi="Arial" w:cs="Arial"/>
+        <w:color w:val="000000"/>
+        <w:sz w:val="16"/>
+        <w:szCs w:val="16"/>
+      </w:rPr>
+      <w:t>Anonas</w:t>
+    </w:r>
+    <w:proofErr w:type="spellEnd"/>
+    <w:r>
+      <w:rPr>
+        <w:rFonts w:ascii="Arial" w:eastAsia="Arial" w:hAnsi="Arial" w:cs="Arial"/>
+        <w:color w:val="000000"/>
+        <w:sz w:val="16"/>
+        <w:szCs w:val="16"/>
+      </w:rPr>
+      <w:t xml:space="preserve"> Street, Sta. Mesa, Manila 1016</w:t>
     </w:r>
     <w:r>
       <w:rPr>
